--- a/example_articles/states/Connecticut/3.states_Connecticut_New_York_Times.docx
+++ b/example_articles/states/Connecticut/3.states_Connecticut_New_York_Times.docx
@@ -29,17 +29,17 @@
     </w:p>
     <w:p>
       <w:r>
-        <w:t>Source File: NYT/49.DOCX</w:t>
+        <w:t>Source file: NYT/49.DOCX</w:t>
       </w:r>
     </w:p>
     <w:p>
       <w:r>
-        <w:t>Raw locations result: ['Connecticut']</w:t>
+        <w:t>Raw locations result, 'locations': ['Connecticut']</w:t>
       </w:r>
     </w:p>
     <w:p>
       <w:r>
-        <w:t>states_stand_flat (Standardized): Connecticut</w:t>
+        <w:t>Standardized locations result, 'states_stand_flat': Connecticut</w:t>
       </w:r>
     </w:p>
     <w:p>

--- a/example_articles/states/Connecticut/3.states_Connecticut_New_York_Times.docx
+++ b/example_articles/states/Connecticut/3.states_Connecticut_New_York_Times.docx
@@ -7,9 +7,7 @@
         <w:pStyle w:val="Heading1"/>
       </w:pPr>
       <w:r>
-        <w:t>UPHEAVAL IN THE EAST;</w:t>
-        <w:br/>
-        <w:t>Moscow a Year Later: Rutted Streets and Despair</w:t>
+        <w:t>3 in Connecticut Focus on Taxes In a TV Debate</w:t>
       </w:r>
     </w:p>
     <w:p>
@@ -19,17 +17,17 @@
     </w:p>
     <w:p>
       <w:r>
-        <w:t>Date: 1990-02-19</w:t>
+        <w:t>Date: 1990-10-02</w:t>
       </w:r>
     </w:p>
     <w:p>
       <w:r>
-        <w:t>Section: Section A; Page 1, Column 0; Foreign Desk</w:t>
+        <w:t>Section: Section B; Page 2, Column 6; Metropolitan Desk</w:t>
       </w:r>
     </w:p>
     <w:p>
       <w:r>
-        <w:t>Source file: NYT/49.DOCX</w:t>
+        <w:t>Source file: NYT/38.DOCX</w:t>
       </w:r>
     </w:p>
     <w:p>
@@ -51,71 +49,47 @@
     </w:p>
     <w:p>
       <w:r>
-        <w:t>A few impressions of Moscow after an absence of a year:</w:t>
+        <w:t>Connecticut's three major candidates for governor attacked one another for 90 minutes tonight in a televised debate that centered on budgets and taxes, and specifically on the plans put forward by the Republican nominee.</w:t>
         <w:br/>
-        <w:t>The rutted streets and cluttered courtyards of the city center speak of a marked deterioration in the economy, in just a year. Russian friends speak of empty shelves in the stores, which seem about as empty as they were a year ago, and say the reason for this is that nobody sees much point in working hard anymore.</w:t>
+        <w:t>Representative Bruce A. Morrison, the Democratic candidate, and Lowell P. Weicker, a former Republican Senator running on his own Connecticut Party ticket, spent much of their allotted 30 minutes belittling a pledge by the Republican, Representative John G. Rowland, that he could cut state spending enough next year to avoid any tax increases, partly through forcing concessions from state employees.</w:t>
         <w:br/>
-        <w:t>And there is a sense of despair about the process of change that was not evident a year ago.</w:t>
+        <w:t>Mr. Weicker said the plan was an empty promise, comparing it to George Bush's promise in the 1988 Presidential campaign not to raise taxes. Mr. Morrison said that the plan ''doesn't add up,'' and that it would alienate the state workers whose support will be needed next year to close the state's budget gap, which is expected to be as much as $1 billion in a budget of only $7 billion.</w:t>
         <w:br/>
-        <w:t>Echoing several other intellectuals, a friend who works on the staff of the Central Committee of the Communist Party said President Mikhail S. Gorbachev waited too long to try to push through serious economic changes. Now it may be too late. New Executive Powers Diplomats and Russians agree that the Communist Party, whose Central Committee voted last week to give up its constitutional guarantee of the leading role prescribed for it by every Soviet political leader since Lenin, had long ago lost the authority or the ability to put the country's affairs in order.</w:t>
+        <w:t>Mr. Rowland pushed back just as hard, accusing his opponents of not having enough courage to stand up for their own budget solutions. He said that the state, which already has the highest sales-tax rate in the nation, at 8 percent, and the highest corporate income tax in the nation, at 13.8 percent, has no options except to make deep and painful cuts in spending or to impose a personal income tax.</w:t>
         <w:br/>
-        <w:t>It will not collapse suddenly like the Communist parties of East Germany and Czechoslovakia, they say, not in Russia at least, but the parties of the ethnic Muslim republics along the country's southern border are beginning to collapse in a way that looks, from a distance, remarkably like the way the ones in Eastern Europe fell apart.</w:t>
+        <w:t>Income Tax Issue</w:t>
         <w:br/>
-        <w:t>''Perestroika,'' which has brought a new openness and freedom of debate, seems to have gone seriously wrong as a policy of pulling the country out of economic decline, and Mr. Gorbachev told the elected legislature this week that it was in a critical stage.</w:t>
+        <w:t>Mr. Rowland said that Mr. Weicker and Mr. Morrison would lead the state toward an income tax because of their reluctance to cut spending, while he would avoid an income tax and would veto one if it were proposed. Connecticut is one of only 10 states that does not tax wages, although it does tax income from dividends, interest and capital gains.</w:t>
         <w:br/>
-        <w:t>Now, too late, some believe, he is asking for sweeping new executive powers. The legislature, several deputies say, talks and talks, just as freely and openly as the House of Commons or the United States Senate does, but unlike them it gets little done. The country needs a strong executive, Mr. Gorbachev told them, because an elected president ought to replace the Communist Party Politburo, which in a democracy should not have such executive powers anyway.</w:t>
+        <w:t>The debate, in a freewheeling format that allowed the candidates to rebut one another's remarks and charges for as long as they chose, included only five questions from a panel of journalists. Two of the questions concerned the candidates' plans for dealing with a weak economy and a battered state budget.</w:t>
+        <w:br/>
+        <w:t>The other questions dealt with segregation in the state's cities, distribution of sterile needles as a way to fight AIDS and the perception that residents are growing more cynical toward government and politicians.</w:t>
+        <w:br/>
+        <w:t>When that question came to Mr. Weicker, he paused, then said that only 10 members of the House had missed votes on Sunday on financing for the military buildup in Saudi Arabia and bills aimed at reducing the Federal budget deficit. The 10 included Mr. Rowland and Mr. Morrison, both of whom were ''politicking'' in Connecticut, Mr. Weicker said.</w:t>
         <w:br/>
         <w:t xml:space="preserve"> </w:t>
         <w:br/>
-        <w:t>Not Yet a Democracy</w:t>
+        <w:t>Economic Pain</w:t>
         <w:br/>
-        <w:t>''A rule-of-law state has no room for dictatorship by any class, and even less so for the power of a management bureaucracy,'' said the party's draft platform that the Central Committee approved last week. But it only recognized a state of affairs that already exists. The party is no longer ''the'' party.</w:t>
+        <w:t>Mr. Rowland then accused Mr. Weicker of being ''the biggest hypocrite in the entire United States Senate,'' for having repeatedly spoken about the need for public disclosure in campaign financing, but refusing to release his income-tax returns in the current campaign. Mr. Weicker released his tax statements last month, after repeated attacks by Mr. Morrison.</w:t>
         <w:br/>
-        <w:t>But neither is the Soviet Union, yet, a democracy. ''We don't have a tradition of democracy in this country,'' said the writer Anatoly N. Rybakov, one of the earliest beneficiaries of Mr. Gorbachev's policy of glasnost. ''People don't understand that in a democracy, you can lose elections, and when you lose, you have to submit to the rule of the majority until your turn comes again.''</w:t>
+        <w:t>''Let's stipulate something here,'' Mr. Morrison said after Mr. Weicker's presentation. ''Lowell Weicker knows about negative campaigning.''</w:t>
         <w:br/>
-        <w:t>Mr. Gorbachev has not yet proceeded to serious economic revision. The legislature is still debating whether and how to introduce private property.</w:t>
+        <w:t>Beyond their attacks on one another, however, all three men spoke of the economic pain that Connecticut residents are feeling, with each candidate arguing that he was best qualified to find the solutions.</w:t>
         <w:br/>
-        <w:t>But the only kind of private enterprise ordinary people can see around them, they do not like much: private farmers charging 15 rubles a kilogram for hothouse tomatoes, and mafia-like joint-venture businessmen who rent Zil limousines and dine in private restaurants that accept Western currency only, imitating the mores and privileges of the now discredited party elite.</w:t>
+        <w:t>Mr. Weicker spoke of the ''economic winter'' that the state is entering, Mr. Rowland talked of the ''misery'' and Mr. Morrison repeatedly emphasized the burdens that working-class families have been forced to bear.</w:t>
         <w:br/>
-        <w:t>''People in Russia are used to having nothing,'' said Anatoly S. Pankov, a journalist from Siberia. A Central Committee official said, ''The ideal of social justice here is that everybody should have nothing not that entrepreneurs should prosper and spread the wealth.''</w:t>
+        <w:t>The debate, which was held here in a 1920's-vintage vaudeville theater before 1,500 people, was repeatedly interrupted by applause, cheers and occasional boos, despite the repeated warnings of the moderator.</w:t>
+        <w:br/>
+        <w:t>The election is Nov. 6.</w:t>
+        <w:br/>
+        <w:br/>
+        <w:t>Graphic</w:t>
+        <w:br/>
         <w:br/>
         <w:t xml:space="preserve"> </w:t>
         <w:br/>
-        <w:t>Mood of Gloom and Anxiety</w:t>
-        <w:br/>
-        <w:t>The party's draft platform puts it this way: ''We have approached a point when the previous system of economic management and government is not operating to a considerable extent, while new mechanisms have not yet started to work at full capacity.''</w:t>
-        <w:br/>
-        <w:t>In plain Russian, to many people, that means that Mr. Gorbachev has wrecked the old system, with its assurances of social and economic stability at the price of intellectual freedom, and given them a half-baked new one that does not work but leaves them free to take to the streets to protest.</w:t>
-        <w:br/>
-        <w:t>And so the mood among the ordinary people in Moscow, unlike the mood in Prague or even East Berlin these days, is not one of eager anticipation of new freedoms but one of gloom and anxiety.</w:t>
-        <w:br/>
-        <w:t>''I hear a million people could be on the streets on Feb. 25,'' a Communist functionary said of a rumored demonstration, though that seemed like just one more rumor. But it seemed credible because several hundred thousand people did take to the streets on Feb. 4, as the Central Committee was gathering for its session, to tell their leaders that they were not happy with the way things were going.</w:t>
-        <w:br/>
-        <w:t xml:space="preserve"> </w:t>
-        <w:br/>
-        <w:t>Concessions on Arms Control</w:t>
-        <w:br/>
-        <w:t>Small wonder, with all of that going on, that Mr. Gorbachev is making concession after concession in arms control, and even seeming to agree to the idea of German unification in a country that still remembers, painfully, the 20 million dead it suffered at the hands of the Nazis in World War II.</w:t>
-        <w:br/>
-        <w:t>''He has to find some way to sell that to the people at home that doesn't make it sound like a capitulation,'' a Western diplomat said. A Russian journalist friend thought that would be difficult. ''A lot of people think he's wrecked our internal stability, now he's taking away our external security belt,'' he said. ''And maybe they'll decide pretty soon that they don't want him anymore.''</w:t>
-        <w:br/>
-        <w:t>Perhaps. The only thing that is certain in Moscow these days is that everything is uncertain.</w:t>
-        <w:br/>
-        <w:t xml:space="preserve"> </w:t>
-        <w:br/>
-        <w:t>2,000 NATIONALISTS PROTEST</w:t>
-        <w:br/>
-        <w:t xml:space="preserve"> MOSCOW, Feb. 18 (AP) - About 2,000 Russian nationalists staged a rally today to complain about President Mikhail S. Gorbachev's reforms, the warming of relations with the United States and the growing nationalism in non-Russian republics.</w:t>
-        <w:br/>
-        <w:t>The protesters gathered in deep snow near the Soviet television's 1,600-foot-tall transmission tower also heard speakers accuse Mr. Gorbachev of being power-hungry and plunging the Soviet Union into poverty and misery.</w:t>
-        <w:br/>
-        <w:t>The harshest attack on Mr. Gorbachev came from Boris Unko of the United Front of Workers of Russia, a group fighting Gorbachev's market-oriented economic reforms and unhappy about the nationalism in non-Russian republics.</w:t>
-        <w:br/>
-        <w:t>Among the evils wrought by Mr. Gorbachev's reforms, Mr. Unko said, were rock music, ''modernism and pornography,'' ''insults'' to heroes of the Bolshevik Revolution and World War II and others ''who built socialist society.'' He said Mr. Gorbachev had sold out to the elite and forgotten about the working class.</w:t>
-        <w:br/>
-        <w:t>He said Mr. Gorbachev is trying to become a dictator, adding that the Soviet leader should have known his reforms would bring more harm than good.</w:t>
-        <w:br/>
-        <w:t>Mr. Unko said: ''Any grandmother could have predicted the consequences of such a course. But you keep different company, the elite, property-holders. You make friends with President-murderer Bush, also a fighter for democracy who spilled blood in much-suffering Panama.''</w:t>
+        <w:t>Photo: Lowell P. Weicker, left, former Republican Senator, speaking as fellow gubernatorial candidates Representative John G. Rowland, center, and Representative Bruce A. Morrison listen during their debate last night. (John P. Coleman for The New York Times)</w:t>
       </w:r>
     </w:p>
     <w:sectPr>

--- a/example_articles/states/Connecticut/3.states_Connecticut_New_York_Times.docx
+++ b/example_articles/states/Connecticut/3.states_Connecticut_New_York_Times.docx
@@ -7,7 +7,7 @@
         <w:pStyle w:val="Heading1"/>
       </w:pPr>
       <w:r>
-        <w:t>3 in Connecticut Focus on Taxes In a TV Debate</w:t>
+        <w:t>Seeking Landmarks of a Minority Heritage</w:t>
       </w:r>
     </w:p>
     <w:p>
@@ -17,17 +17,17 @@
     </w:p>
     <w:p>
       <w:r>
-        <w:t>Date: 1990-10-02</w:t>
+        <w:t>Date: 1990-02-18</w:t>
       </w:r>
     </w:p>
     <w:p>
       <w:r>
-        <w:t>Section: Section B; Page 2, Column 6; Metropolitan Desk</w:t>
+        <w:t>Section: Section 12CN; Page 29, Column 1; Connecticut Weekly Desk</w:t>
       </w:r>
     </w:p>
     <w:p>
       <w:r>
-        <w:t>Source file: NYT/38.DOCX</w:t>
+        <w:t>Source file: NYT/49.DOCX</w:t>
       </w:r>
     </w:p>
     <w:p>
@@ -49,39 +49,53 @@
     </w:p>
     <w:p>
       <w:r>
-        <w:t>Connecticut's three major candidates for governor attacked one another for 90 minutes tonight in a televised debate that centered on budgets and taxes, and specifically on the plans put forward by the Republican nominee.</w:t>
+        <w:t>THE rocks where Indians held council over the centuries and a building where black girls and women attended school in the 1830's are among the Connecticut sites on the National Register of Historic Places. But most places around the state that reflect the history of women and minorities are not recognized, and the Connecticut Historical Commission intends to change that.</w:t>
         <w:br/>
-        <w:t>Representative Bruce A. Morrison, the Democratic candidate, and Lowell P. Weicker, a former Republican Senator running on his own Connecticut Party ticket, spent much of their allotted 30 minutes belittling a pledge by the Republican, Representative John G. Rowland, that he could cut state spending enough next year to avoid any tax increases, partly through forcing concessions from state employees.</w:t>
+        <w:t>The commission wants to identify and document buildings, sites and districts that are relevant to the history of women, blacks, Indians and Americans of Asian and Latin American descent. ''We have so few of those sites identified,'' said Cora Murray, a researcher for the commission.</w:t>
         <w:br/>
-        <w:t>Mr. Weicker said the plan was an empty promise, comparing it to George Bush's promise in the 1988 Presidential campaign not to raise taxes. Mr. Morrison said that the plan ''doesn't add up,'' and that it would alienate the state workers whose support will be needed next year to close the state's budget gap, which is expected to be as much as $1 billion in a budget of only $7 billion.</w:t>
-        <w:br/>
-        <w:t>Mr. Rowland pushed back just as hard, accusing his opponents of not having enough courage to stand up for their own budget solutions. He said that the state, which already has the highest sales-tax rate in the nation, at 8 percent, and the highest corporate income tax in the nation, at 13.8 percent, has no options except to make deep and painful cuts in spending or to impose a personal income tax.</w:t>
-        <w:br/>
-        <w:t>Income Tax Issue</w:t>
-        <w:br/>
-        <w:t>Mr. Rowland said that Mr. Weicker and Mr. Morrison would lead the state toward an income tax because of their reluctance to cut spending, while he would avoid an income tax and would veto one if it were proposed. Connecticut is one of only 10 states that does not tax wages, although it does tax income from dividends, interest and capital gains.</w:t>
-        <w:br/>
-        <w:t>The debate, in a freewheeling format that allowed the candidates to rebut one another's remarks and charges for as long as they chose, included only five questions from a panel of journalists. Two of the questions concerned the candidates' plans for dealing with a weak economy and a battered state budget.</w:t>
-        <w:br/>
-        <w:t>The other questions dealt with segregation in the state's cities, distribution of sterile needles as a way to fight AIDS and the perception that residents are growing more cynical toward government and politicians.</w:t>
-        <w:br/>
-        <w:t>When that question came to Mr. Weicker, he paused, then said that only 10 members of the House had missed votes on Sunday on financing for the military buildup in Saudi Arabia and bills aimed at reducing the Federal budget deficit. The 10 included Mr. Rowland and Mr. Morrison, both of whom were ''politicking'' in Connecticut, Mr. Weicker said.</w:t>
+        <w:t>She added that the commission is seeking help in its mission. ''We really feel the need to solicit ideas from the general public and from knowledgeable experts,'' Ms. Murray said.</w:t>
         <w:br/>
         <w:t xml:space="preserve"> </w:t>
         <w:br/>
-        <w:t>Economic Pain</w:t>
+        <w:t>Hill-Stead and Crandall House</w:t>
         <w:br/>
-        <w:t>Mr. Rowland then accused Mr. Weicker of being ''the biggest hypocrite in the entire United States Senate,'' for having repeatedly spoken about the need for public disclosure in campaign financing, but refusing to release his income-tax returns in the current campaign. Mr. Weicker released his tax statements last month, after repeated attacks by Mr. Morrison.</w:t>
+        <w:t>She cited some - but few - examples of recognized sites. She noted that Theodate Pope Riddle, daughter of the industrialist Alfred Pope, is credited with helping (in 1900) to design her father's house, now the Hill-Stead Museum, in Farmington, and that the Prudence Crandall House in Canterbury, where Mrs. Crandall ran the first academy in New England for ''young ladies and misses of color,'' is also a museum.</w:t>
         <w:br/>
-        <w:t>''Let's stipulate something here,'' Mr. Morrison said after Mr. Weicker's presentation. ''Lowell Weicker knows about negative campaigning.''</w:t>
+        <w:t>She also cited the Mashantucket Pequots' efforts to study and preserve sites connected with the tribe's history, the work of the New Haven Preservation Trust to identify city buildings and neighborhoods reflecting black history, and a coming exhibit in Hamden that will focus on Alice Washburn, who designed and built more than 80 houses in Connecticut, mostly in the 1920's. But the commission - which can provide some grants - wants to find more examples and to encourage other efforts.</w:t>
         <w:br/>
-        <w:t>Beyond their attacks on one another, however, all three men spoke of the economic pain that Connecticut residents are feeling, with each candidate arguing that he was best qualified to find the solutions.</w:t>
+        <w:t>People involved in such efforts say that they can help to instill pride in a heritage or neighborhood, prevent destruction of sites, and show a neglected side of history.</w:t>
         <w:br/>
-        <w:t>Mr. Weicker spoke of the ''economic winter'' that the state is entering, Mr. Rowland talked of the ''misery'' and Mr. Morrison repeatedly emphasized the burdens that working-class families have been forced to bear.</w:t>
+        <w:t xml:space="preserve"> </w:t>
         <w:br/>
-        <w:t>The debate, which was held here in a 1920's-vintage vaudeville theater before 1,500 people, was repeatedly interrupted by applause, cheers and occasional boos, despite the repeated warnings of the moderator.</w:t>
+        <w:t>Studies by Pequots</w:t>
         <w:br/>
-        <w:t>The election is Nov. 6.</w:t>
+        <w:t>''This tribe has long placed emphasis on history not in the books,'' said Kate Poole, an anthropologist who is museum coordinator for the Mashantucket Pequots at their reservation in Ledyard. The tribe is working to establish a museum detailing its history, and part of the reservation - including the rocks where councils were held and a 19th-century farmhouse that was home to members of the tribe - is on the National Register of Historic Places.</w:t>
+        <w:br/>
+        <w:t>The tribe has sponsored several archeological studies on the reservation. ''Some sites are as old as 9,000 years,'' Ms. Poole said. With a grant from the National Parks Service, the tribe also conducted an archeological survey of the site of a Pequot fort in what is now Mystic, where hundreds of Pequots were killed in 1637 when the colonist John Mason and his forces attacked. Ms. Poole added that recognition of sites could prevent situations like one in Niantic, where development has disturbed Indian burial grounds.</w:t>
+        <w:br/>
+        <w:t>The Afro-American Heritage Project, undertaken by the New Haven Preservation Trust, documented buildings and neighborhoods that reflect the city's black heritage. The project, financed by the Connecticut Humanities Council, was begun in 1985 by Preston Maynard, then director of the trust, and continued by Peter Haller, the next director.</w:t>
+        <w:br/>
+        <w:t>The trust's work included producing a brochure and an audio tape guiding people to significant sites like Trowbridge Square and the former Goffe Street School.</w:t>
+        <w:br/>
+        <w:t>Trowbridge Square - several blocks of mostly modest frame houses in the City Point area of New Haven - was first developed around 1830 by Simeon Jocelyn. An abolitionist who espoused a philosophy of social responsibility, Jocelyn built houses that were, Mr. Haller said, ''meant for the working class, especially blacks.'' The brick Greek Revival building at 106 Goffe Street which today is a Masonic temple was built around 1860 as a school for black children.</w:t>
+        <w:br/>
+        <w:t>Mr. Haller noted that projects like Afro-American Heritage are valuable in part because knowing the historical value of a poor neighborhood can sometimes be a first step in revitalizing the neighborhood, and in giving its residents a sense of pride and caring.</w:t>
+        <w:br/>
+        <w:t>The Washburn exhibit, ''Alice Washburn Celebrated,'' will open on March 4 at the Eli Whitney Museum in Hamden. It will show the work of Mrs. Washburn (1870-1958), who between 1919 and 1931 designed and built more than 80 homes in Cheshire, Hamden, and New Haven. Principal researcher for the project was Martha Yellig of Hamden, who in 1984, as an undergraduate at Southern Connecticut State University, began to document Washburn houses for an art history paper. Ms. Yellig found ''a treasure trove,'' said Willam Brown, director of the museum.</w:t>
+        <w:br/>
+        <w:t>He said that Mrs. Washburn was unusual not only because she was a woman who designed houses and ran a construction business, but also because she produced so many houses in so few years. ''And they are remarkable houses,'' he said.</w:t>
+        <w:br/>
+        <w:t>He noted that Mrs. Washburn's houses range ''from simple to quite grand,'' are much loved by their owners, sometimes have quirky touches like windows in the linen closets, and are of Colonial Revival style but show Mrs. Washburn's sense of the suburban future: They have attached (and often two-car) garages. The exhibit will run to June 17 and will be accompanied by tours and lectures. ''People will know Alice Washburn's name when we're through,'' said Mr. Brown.</w:t>
+        <w:br/>
+        <w:t>Commission staff members and others say that they do not know just where they will find more names and places representing the history of women and minorities. Anyone wishing to suggest a site may write or call the Connecticut Historical Commission, 59 South Prospect Street, Hartford, Conn. 06106.</w:t>
+        <w:br/>
+        <w:t>David Poirier, staff archeologist for the commission, said that the Native American Heritage Advisory Council, a group appointed by the Governor, would advise the commission about Indian places, especially burial grounds and sacred sites. ''We will welcome suggestions for possible sites fom anyone,'' he added.</w:t>
+        <w:br/>
+        <w:t>Mr. Haller, who recently left the New Haven Preservation Trust to become executive director of New London Landmarks, said that he is sure that New London has buildings significant to black history but that he has not had time to identify them. Ms. Murray noted that she has a few tantalizing but meager bits of information on other possible sites.</w:t>
+        <w:br/>
+        <w:t>''There are things we've heard about,'' she said. She recently heard of a school for blacks in Shelton and noticed a reference in ''Connecticut Place Names''(published by the Connecticut Historical Society) citing Glasgo, a village in eastern Connecticut, as being named for Isaac Glasko, who was of black and Indian descent and who early in the 19th century developed a business in marine hardware and whaling implements.</w:t>
+        <w:br/>
+        <w:t>Regarding Asian-American and Latin American sites, Ms. Murray said, ''we don't have anything we can cite, but we're looking.'' She said that the commission will be contacting minority newspapers and organizations. But for now, she said, ''We don't know what exists out there.''</w:t>
         <w:br/>
         <w:br/>
         <w:t>Graphic</w:t>
@@ -89,7 +103,7 @@
         <w:br/>
         <w:t xml:space="preserve"> </w:t>
         <w:br/>
-        <w:t>Photo: Lowell P. Weicker, left, former Republican Senator, speaking as fellow gubernatorial candidates Representative John G. Rowland, center, and Representative Bruce A. Morrison listen during their debate last night. (John P. Coleman for The New York Times)</w:t>
+        <w:t>Photos; Among Connecticut sites that reflect the history of women and minorities are the brick Greek revival building on Goffe Street in New Haven, left, which was built around 1860 as a school for black children. It is now a Masonic temple. A coming exhibit in Hamden will focus on Alice Washburn, who designed and built more than 80 houses, among them these two in Hamden, between 1919 and 1931.</w:t>
       </w:r>
     </w:p>
     <w:sectPr>
